--- a/CÔNG TY TNHH VENUS MANUFACTURING/ThayDoiThanhVien/VenusManufacturing_Hop_dong_chuyen_nhuong.docx
+++ b/CÔNG TY TNHH VENUS MANUFACTURING/ThayDoiThanhVien/VenusManufacturing_Hop_dong_chuyen_nhuong.docx
@@ -220,7 +220,7 @@
           <w:sz w:val="26"/>
           <w:szCs w:val="26"/>
         </w:rPr>
-        <w:t>2</w:t>
+        <w:t>18</w:t>
       </w:r>
       <w:r>
         <w:rPr>
@@ -244,7 +244,47 @@
           <w:sz w:val="26"/>
           <w:szCs w:val="26"/>
         </w:rPr>
-        <w:t xml:space="preserve"> năm 2026 tại trụ sở CÔNG TY TNHH CÔNG NGHỆ KIM LOẠI CHÂU Á , địa chỉ trụ sở: Thửa đất số 12, Tờ bản đồ số 110, Khu phố Bình Thuận 2, Phường Thuận Giao, Thành phố Hồ Chí Minh, Việt Nam</w:t>
+        <w:t xml:space="preserve"> năm 2026 tại trụ sở </w:t>
+      </w:r>
+      <w:r>
+        <w:rPr>
+          <w:rFonts w:ascii="Times New Roman" w:hAnsi="Times New Roman"/>
+          <w:sz w:val="26"/>
+          <w:szCs w:val="26"/>
+        </w:rPr>
+        <w:t>CÔNG TY TNHH VENUS MANUFACTURING</w:t>
+      </w:r>
+      <w:r>
+        <w:rPr>
+          <w:rFonts w:ascii="Times New Roman" w:hAnsi="Times New Roman"/>
+          <w:sz w:val="26"/>
+          <w:szCs w:val="26"/>
+        </w:rPr>
+        <w:t xml:space="preserve"> , địa chỉ trụ sở: </w:t>
+      </w:r>
+      <w:r>
+        <w:rPr>
+          <w:rFonts w:ascii="Times New Roman" w:eastAsia="Times New Roman" w:hAnsi="Times New Roman"/>
+          <w:sz w:val="24"/>
+          <w:szCs w:val="24"/>
+        </w:rPr>
+        <w:t xml:space="preserve">Số 12/1 Đường Khánh Bình 41, Tổ 2, Phường </w:t>
+      </w:r>
+      <w:r>
+        <w:rPr>
+          <w:rFonts w:ascii="Times New Roman" w:eastAsia="Times New Roman" w:hAnsi="Times New Roman"/>
+          <w:sz w:val="24"/>
+          <w:szCs w:val="24"/>
+        </w:rPr>
+        <w:t>Tân Hiệp, Thành phố Hồ Chí Minh</w:t>
+      </w:r>
+      <w:r>
+        <w:rPr>
+          <w:rFonts w:ascii="Times New Roman" w:eastAsia="Times New Roman" w:hAnsi="Times New Roman"/>
+          <w:sz w:val="24"/>
+          <w:szCs w:val="24"/>
+        </w:rPr>
+        <w:t>, Việt Nam</w:t>
       </w:r>
     </w:p>
     <w:p>
@@ -348,12 +388,20 @@
       </w:r>
       <w:r>
         <w:rPr>
+          <w:rFonts w:ascii="Times New Roman" w:eastAsia="Times New Roman" w:hAnsi="Times New Roman"/>
+          <w:sz w:val="24"/>
+          <w:szCs w:val="24"/>
+        </w:rPr>
+        <w:t>ĐẶNG NGỌC CHÂU</w:t>
+      </w:r>
+      <w:r>
+        <w:rPr>
           <w:rFonts w:ascii="Times New Roman" w:hAnsi="Times New Roman"/>
           <w:sz w:val="26"/>
           <w:szCs w:val="26"/>
           <w:lang w:val="vi-VN"/>
         </w:rPr>
-        <w:t>TRƯƠNG NGỌC DIỄM</w:t>
+        <w:t xml:space="preserve"> </w:t>
       </w:r>
       <w:r>
         <w:rPr>
@@ -362,7 +410,16 @@
           <w:szCs w:val="26"/>
           <w:lang w:val="vi-VN"/>
         </w:rPr>
-        <w:t>  Giới tính: Nữ</w:t>
+        <w:t>  Giới tính: N</w:t>
+      </w:r>
+      <w:r>
+        <w:rPr>
+          <w:rFonts w:ascii="Times New Roman" w:hAnsi="Times New Roman"/>
+          <w:sz w:val="26"/>
+          <w:szCs w:val="26"/>
+          <w:lang w:val="vi-VN"/>
+        </w:rPr>
+        <w:t>am</w:t>
       </w:r>
     </w:p>
     <w:p>
@@ -395,7 +452,49 @@
           <w:szCs w:val="26"/>
           <w:lang w:val="vi-VN"/>
         </w:rPr>
-        <w:t>26/08/1978</w:t>
+        <w:t>2</w:t>
+      </w:r>
+      <w:r>
+        <w:rPr>
+          <w:rFonts w:ascii="Times New Roman" w:hAnsi="Times New Roman"/>
+          <w:sz w:val="26"/>
+          <w:szCs w:val="26"/>
+        </w:rPr>
+        <w:t>1</w:t>
+      </w:r>
+      <w:r>
+        <w:rPr>
+          <w:rFonts w:ascii="Times New Roman" w:hAnsi="Times New Roman"/>
+          <w:sz w:val="26"/>
+          <w:szCs w:val="26"/>
+          <w:lang w:val="vi-VN"/>
+        </w:rPr>
+        <w:t>/</w:t>
+      </w:r>
+      <w:r>
+        <w:rPr>
+          <w:rFonts w:ascii="Times New Roman" w:hAnsi="Times New Roman"/>
+          <w:sz w:val="26"/>
+          <w:szCs w:val="26"/>
+        </w:rPr>
+        <w:t>12</w:t>
+      </w:r>
+      <w:r>
+        <w:rPr>
+          <w:rFonts w:ascii="Times New Roman" w:hAnsi="Times New Roman"/>
+          <w:sz w:val="26"/>
+          <w:szCs w:val="26"/>
+          <w:lang w:val="vi-VN"/>
+        </w:rPr>
+        <w:t>/197</w:t>
+      </w:r>
+      <w:r>
+        <w:rPr>
+          <w:rFonts w:ascii="Times New Roman" w:hAnsi="Times New Roman"/>
+          <w:sz w:val="26"/>
+          <w:szCs w:val="26"/>
+        </w:rPr>
+        <w:t>9</w:t>
       </w:r>
       <w:r>
         <w:rPr>
@@ -428,7 +527,15 @@
           <w:szCs w:val="26"/>
           <w:lang w:val="vi-VN"/>
         </w:rPr>
-        <w:t>Loại giấy tờ pháp lý của cá nhân: Thẻ căn cước công dân</w:t>
+        <w:t xml:space="preserve">Số giấy tờ pháp lý của cá nhân: </w:t>
+      </w:r>
+      <w:r>
+        <w:rPr>
+          <w:rFonts w:ascii="Times New Roman" w:eastAsia="Times New Roman" w:hAnsi="Times New Roman"/>
+          <w:sz w:val="24"/>
+          <w:szCs w:val="24"/>
+        </w:rPr>
+        <w:t>083079003498</w:t>
       </w:r>
     </w:p>
     <w:p>
@@ -452,7 +559,7 @@
           <w:szCs w:val="26"/>
           <w:lang w:val="vi-VN"/>
         </w:rPr>
-        <w:t xml:space="preserve">Số giấy tờ pháp lý của cá nhân: </w:t>
+        <w:t xml:space="preserve">Ngày cấp: </w:t>
       </w:r>
       <w:r>
         <w:rPr>
@@ -461,7 +568,60 @@
           <w:szCs w:val="26"/>
           <w:lang w:val="vi-VN"/>
         </w:rPr>
-        <w:t>086178000407</w:t>
+        <w:t>2</w:t>
+      </w:r>
+      <w:r>
+        <w:rPr>
+          <w:rFonts w:ascii="Times New Roman" w:hAnsi="Times New Roman"/>
+          <w:sz w:val="26"/>
+          <w:szCs w:val="26"/>
+        </w:rPr>
+        <w:t>9</w:t>
+      </w:r>
+      <w:r>
+        <w:rPr>
+          <w:rFonts w:ascii="Times New Roman" w:hAnsi="Times New Roman"/>
+          <w:sz w:val="26"/>
+          <w:szCs w:val="26"/>
+          <w:lang w:val="vi-VN"/>
+        </w:rPr>
+        <w:t>/</w:t>
+      </w:r>
+      <w:r>
+        <w:rPr>
+          <w:rFonts w:ascii="Times New Roman" w:hAnsi="Times New Roman"/>
+          <w:sz w:val="26"/>
+          <w:szCs w:val="26"/>
+        </w:rPr>
+        <w:t>05</w:t>
+      </w:r>
+      <w:r>
+        <w:rPr>
+          <w:rFonts w:ascii="Times New Roman" w:hAnsi="Times New Roman"/>
+          <w:sz w:val="26"/>
+          <w:szCs w:val="26"/>
+          <w:lang w:val="vi-VN"/>
+        </w:rPr>
+        <w:t>/202</w:t>
+      </w:r>
+      <w:r>
+        <w:rPr>
+          <w:rFonts w:ascii="Times New Roman" w:hAnsi="Times New Roman"/>
+          <w:sz w:val="26"/>
+          <w:szCs w:val="26"/>
+        </w:rPr>
+        <w:t>3</w:t>
+      </w:r>
+      <w:bookmarkStart w:id="0" w:name="_GoBack"/>
+      <w:bookmarkEnd w:id="0"/>
+      <w:r>
+        <w:rPr>
+          <w:rFonts w:ascii="Times New Roman" w:hAnsi="Times New Roman"/>
+          <w:sz w:val="26"/>
+          <w:szCs w:val="26"/>
+          <w:lang w:val="vi-VN"/>
+        </w:rPr>
+        <w:t>  Nơi cấp: Cục Cảnh sát quản lý hành chính về trật tự xã hội</w:t>
       </w:r>
     </w:p>
     <w:p>
@@ -485,7 +645,7 @@
           <w:szCs w:val="26"/>
           <w:lang w:val="vi-VN"/>
         </w:rPr>
-        <w:t xml:space="preserve">Ngày cấp: </w:t>
+        <w:t>Địa chỉ thường trú:</w:t>
       </w:r>
       <w:r>
         <w:rPr>
@@ -494,7 +654,47 @@
           <w:szCs w:val="26"/>
           <w:lang w:val="vi-VN"/>
         </w:rPr>
-        <w:t>22/12/2021</w:t>
+        <w:t xml:space="preserve"> </w:t>
+      </w:r>
+      <w:r>
+        <w:rPr>
+          <w:rFonts w:ascii="Times New Roman" w:eastAsia="Times New Roman" w:hAnsi="Times New Roman"/>
+          <w:sz w:val="24"/>
+          <w:szCs w:val="24"/>
+        </w:rPr>
+        <w:t xml:space="preserve">Số 2/125 Đ Áp Đình, Xã </w:t>
+      </w:r>
+      <w:r>
+        <w:rPr>
+          <w:rFonts w:ascii="Times New Roman" w:eastAsia="Times New Roman" w:hAnsi="Times New Roman"/>
+          <w:sz w:val="24"/>
+          <w:szCs w:val="24"/>
+        </w:rPr>
+        <w:t xml:space="preserve"> </w:t>
+      </w:r>
+      <w:r>
+        <w:rPr>
+          <w:rFonts w:ascii="Times New Roman" w:eastAsia="Times New Roman" w:hAnsi="Times New Roman"/>
+          <w:sz w:val="24"/>
+          <w:szCs w:val="24"/>
+        </w:rPr>
+        <w:t xml:space="preserve"> Hóc Môn, </w:t>
+      </w:r>
+      <w:r>
+        <w:rPr>
+          <w:rFonts w:ascii="Times New Roman" w:eastAsia="Times New Roman" w:hAnsi="Times New Roman"/>
+          <w:sz w:val="24"/>
+          <w:szCs w:val="24"/>
+        </w:rPr>
+        <w:t>Thành phố</w:t>
+      </w:r>
+      <w:r>
+        <w:rPr>
+          <w:rFonts w:ascii="Times New Roman" w:eastAsia="Times New Roman" w:hAnsi="Times New Roman"/>
+          <w:sz w:val="24"/>
+          <w:szCs w:val="24"/>
+        </w:rPr>
+        <w:t xml:space="preserve"> Hồ Chí Minh</w:t>
       </w:r>
       <w:r>
         <w:rPr>
@@ -503,7 +703,7 @@
           <w:szCs w:val="26"/>
           <w:lang w:val="vi-VN"/>
         </w:rPr>
-        <w:t>  Nơi cấp: Cục Cảnh sát quản lý hành chính về trật tự xã hội</w:t>
+        <w:t xml:space="preserve"> </w:t>
       </w:r>
     </w:p>
     <w:p>
@@ -514,72 +714,61 @@
         <w:spacing w:before="120"/>
         <w:ind w:firstLine="567"/>
         <w:rPr>
+          <w:rFonts w:ascii="Times New Roman" w:eastAsia="Times New Roman" w:hAnsi="Times New Roman"/>
+          <w:color w:val="000000" w:themeColor="text1"/>
+          <w:sz w:val="26"/>
+          <w:szCs w:val="26"/>
+          <w:lang w:val="vi-VN" w:eastAsia="zh-CN"/>
+        </w:rPr>
+      </w:pPr>
+      <w:r>
+        <w:rPr>
           <w:rFonts w:ascii="Times New Roman" w:hAnsi="Times New Roman"/>
           <w:sz w:val="26"/>
           <w:szCs w:val="26"/>
           <w:lang w:val="vi-VN"/>
         </w:rPr>
-      </w:pPr>
-      <w:r>
-        <w:rPr>
-          <w:rFonts w:ascii="Times New Roman" w:hAnsi="Times New Roman"/>
-          <w:sz w:val="26"/>
-          <w:szCs w:val="26"/>
-          <w:lang w:val="vi-VN"/>
-        </w:rPr>
-        <w:t>Địa chỉ thường trú:</w:t>
-      </w:r>
-      <w:r>
-        <w:rPr>
-          <w:rFonts w:ascii="Times New Roman" w:hAnsi="Times New Roman"/>
-          <w:sz w:val="26"/>
-          <w:szCs w:val="26"/>
-          <w:lang w:val="vi-VN"/>
+        <w:t xml:space="preserve">Địa chỉ liên lạc: </w:t>
+      </w:r>
+      <w:r>
+        <w:rPr>
+          <w:rFonts w:ascii="Times New Roman" w:eastAsia="Times New Roman" w:hAnsi="Times New Roman"/>
+          <w:sz w:val="24"/>
+          <w:szCs w:val="24"/>
+        </w:rPr>
+        <w:t xml:space="preserve">Số 2/125 Đ Áp Đình, Xã </w:t>
+      </w:r>
+      <w:r>
+        <w:rPr>
+          <w:rFonts w:ascii="Times New Roman" w:eastAsia="Times New Roman" w:hAnsi="Times New Roman"/>
+          <w:sz w:val="24"/>
+          <w:szCs w:val="24"/>
         </w:rPr>
         <w:t xml:space="preserve"> </w:t>
       </w:r>
       <w:r>
         <w:rPr>
-          <w:rFonts w:ascii="Times New Roman" w:hAnsi="Times New Roman"/>
-          <w:sz w:val="26"/>
-          <w:szCs w:val="26"/>
-          <w:lang w:val="vi-VN"/>
-        </w:rPr>
-        <w:t>19B Bạch Đằng 2, Phường Tân Sơn Hòa, Thành phố Hồ Chí Minh, Việt Nam</w:t>
-      </w:r>
-      <w:r>
-        <w:rPr>
-          <w:rFonts w:ascii="Times New Roman" w:hAnsi="Times New Roman"/>
-          <w:sz w:val="26"/>
-          <w:szCs w:val="26"/>
-          <w:lang w:val="vi-VN"/>
-        </w:rPr>
-        <w:t xml:space="preserve"> </w:t>
-      </w:r>
-    </w:p>
-    <w:p>
-      <w:pPr>
-        <w:tabs>
-          <w:tab w:val="left" w:leader="dot" w:pos="8789"/>
-        </w:tabs>
-        <w:spacing w:before="120"/>
-        <w:ind w:firstLine="567"/>
-        <w:rPr>
-          <w:rFonts w:ascii="Times New Roman" w:eastAsia="Times New Roman" w:hAnsi="Times New Roman"/>
-          <w:color w:val="000000" w:themeColor="text1"/>
-          <w:sz w:val="26"/>
-          <w:szCs w:val="26"/>
-          <w:lang w:val="vi-VN" w:eastAsia="zh-CN"/>
-        </w:rPr>
-      </w:pPr>
-      <w:r>
-        <w:rPr>
-          <w:rFonts w:ascii="Times New Roman" w:hAnsi="Times New Roman"/>
-          <w:sz w:val="26"/>
-          <w:szCs w:val="26"/>
-          <w:lang w:val="vi-VN"/>
-        </w:rPr>
-        <w:t>Địa chỉ liên lạc: 141A1 Nguyễn Văn Hưởng, Phường An Khánh, Thành phố Hồ Chí Minh, Việt Nam</w:t>
+          <w:rFonts w:ascii="Times New Roman" w:eastAsia="Times New Roman" w:hAnsi="Times New Roman"/>
+          <w:sz w:val="24"/>
+          <w:szCs w:val="24"/>
+        </w:rPr>
+        <w:t xml:space="preserve"> Hóc Môn, </w:t>
+      </w:r>
+      <w:r>
+        <w:rPr>
+          <w:rFonts w:ascii="Times New Roman" w:eastAsia="Times New Roman" w:hAnsi="Times New Roman"/>
+          <w:sz w:val="24"/>
+          <w:szCs w:val="24"/>
+        </w:rPr>
+        <w:t>Thành phố</w:t>
+      </w:r>
+      <w:r>
+        <w:rPr>
+          <w:rFonts w:ascii="Times New Roman" w:eastAsia="Times New Roman" w:hAnsi="Times New Roman"/>
+          <w:sz w:val="24"/>
+          <w:szCs w:val="24"/>
+        </w:rPr>
+        <w:t xml:space="preserve"> Hồ Chí Minh</w:t>
       </w:r>
     </w:p>
     <w:p>
@@ -679,7 +868,7 @@
           <w:szCs w:val="26"/>
           <w:lang w:val="sv-SE"/>
         </w:rPr>
-        <w:t>NGUYỄN CHÍ THIỆN</w:t>
+        <w:t>PHẠM CÔNG SANG</w:t>
       </w:r>
     </w:p>
     <w:p>
@@ -747,7 +936,7 @@
           <w:sz w:val="26"/>
           <w:szCs w:val="26"/>
         </w:rPr>
-        <w:t>18/05/1963</w:t>
+        <w:t>20/10/1994</w:t>
       </w:r>
     </w:p>
     <w:p>
@@ -769,7 +958,6 @@
           <w:sz w:val="26"/>
           <w:szCs w:val="26"/>
         </w:rPr>
-        <w:lastRenderedPageBreak/>
         <w:t xml:space="preserve">Quốc tịch: </w:t>
       </w:r>
       <w:r>
@@ -830,7 +1018,7 @@
           <w:sz w:val="26"/>
           <w:szCs w:val="26"/>
         </w:rPr>
-        <w:t>079063024131</w:t>
+        <w:t>080094013275</w:t>
       </w:r>
     </w:p>
     <w:p>
@@ -852,6 +1040,7 @@
           <w:sz w:val="26"/>
           <w:szCs w:val="26"/>
         </w:rPr>
+        <w:lastRenderedPageBreak/>
         <w:t xml:space="preserve">Ngày cấp: </w:t>
       </w:r>
       <w:r>
@@ -860,7 +1049,7 @@
           <w:sz w:val="26"/>
           <w:szCs w:val="26"/>
         </w:rPr>
-        <w:t>02/08/2022</w:t>
+        <w:t>20/08/2021</w:t>
       </w:r>
       <w:r>
         <w:rPr>
@@ -923,7 +1112,7 @@
           <w:szCs w:val="26"/>
           <w:lang w:val="vi-VN"/>
         </w:rPr>
-        <w:t>21/6 Xuân Thủy, Kp4, Phường An Khánh, Thành phố Hồ Chí Minh</w:t>
+        <w:t>Số Nhà 224, Ấp Mỹ Đạo, Xã Nhựt Tảo, Tỉnh Tây Ninh</w:t>
       </w:r>
     </w:p>
     <w:p>
@@ -962,7 +1151,7 @@
           <w:szCs w:val="26"/>
           <w:lang w:val="vi-VN"/>
         </w:rPr>
-        <w:t>21/6 Xuân Thủy, Kp4, Phường An Khánh, Thành phố Hồ Chí Minh</w:t>
+        <w:t>Số Nhà 224, Ấp Mỹ Đạo, Xã Nhựt Tảo, Tỉnh Tây Ninh</w:t>
       </w:r>
     </w:p>
     <w:p>
@@ -1055,7 +1244,142 @@
           <w:szCs w:val="26"/>
           <w:lang w:val="sv-SE"/>
         </w:rPr>
-        <w:t>Điều 1: Trong thời gian qua, bà TRƯƠNG NGỌC DIỄM (Bên bán) có góp vốn vào CÔNG TY TNHH CÔNG NGHỆ KIM LOẠI CHÂU Á với giá trị phần vốn góp là 18.000.000.000 đồng (Mười tám tỷ đồng), tương ứng với tỷ lệ 90% vốn điều lệ công ty theo Giấy chứng nhận đăng ký doanh nghiệp số 3702570782 do Phòng Đăng ký kinh doanh - Sở Tài Chính thành phố Hồ Chí Minh</w:t>
+        <w:t xml:space="preserve">Điều 1: Trong thời gian qua, </w:t>
+      </w:r>
+      <w:r>
+        <w:rPr>
+          <w:rFonts w:ascii="Times New Roman" w:hAnsi="Times New Roman"/>
+          <w:sz w:val="26"/>
+          <w:szCs w:val="26"/>
+          <w:lang w:val="sv-SE"/>
+        </w:rPr>
+        <w:t>ông/</w:t>
+      </w:r>
+      <w:r>
+        <w:rPr>
+          <w:rFonts w:ascii="Times New Roman" w:hAnsi="Times New Roman"/>
+          <w:sz w:val="26"/>
+          <w:szCs w:val="26"/>
+          <w:lang w:val="sv-SE"/>
+        </w:rPr>
+        <w:t xml:space="preserve">bà </w:t>
+      </w:r>
+      <w:r>
+        <w:rPr>
+          <w:rFonts w:ascii="Times New Roman" w:hAnsi="Times New Roman"/>
+          <w:sz w:val="26"/>
+          <w:szCs w:val="26"/>
+          <w:lang w:val="sv-SE"/>
+        </w:rPr>
+        <w:t>ĐẶNG NGỌC CHÂU</w:t>
+      </w:r>
+      <w:r>
+        <w:rPr>
+          <w:rFonts w:ascii="Times New Roman" w:hAnsi="Times New Roman"/>
+          <w:sz w:val="26"/>
+          <w:szCs w:val="26"/>
+          <w:lang w:val="sv-SE"/>
+        </w:rPr>
+        <w:t xml:space="preserve"> (Bên bán) có góp vốn vào </w:t>
+      </w:r>
+      <w:r>
+        <w:rPr>
+          <w:rFonts w:ascii="Times New Roman" w:hAnsi="Times New Roman"/>
+          <w:sz w:val="26"/>
+          <w:szCs w:val="26"/>
+          <w:lang w:val="sv-SE"/>
+        </w:rPr>
+        <w:t>CÔNG TY TNHH VENUS MANUFACTURING</w:t>
+      </w:r>
+      <w:r>
+        <w:rPr>
+          <w:rFonts w:ascii="Times New Roman" w:hAnsi="Times New Roman"/>
+          <w:sz w:val="26"/>
+          <w:szCs w:val="26"/>
+          <w:lang w:val="sv-SE"/>
+        </w:rPr>
+        <w:t xml:space="preserve"> với giá trị phần vốn góp là 1.</w:t>
+      </w:r>
+      <w:r>
+        <w:rPr>
+          <w:rFonts w:ascii="Times New Roman" w:hAnsi="Times New Roman"/>
+          <w:sz w:val="26"/>
+          <w:szCs w:val="26"/>
+          <w:lang w:val="sv-SE"/>
+        </w:rPr>
+        <w:t>5</w:t>
+      </w:r>
+      <w:r>
+        <w:rPr>
+          <w:rFonts w:ascii="Times New Roman" w:hAnsi="Times New Roman"/>
+          <w:sz w:val="26"/>
+          <w:szCs w:val="26"/>
+          <w:lang w:val="sv-SE"/>
+        </w:rPr>
+        <w:t>00.000.000 đồng (</w:t>
+      </w:r>
+      <w:r>
+        <w:rPr>
+          <w:rFonts w:ascii="Times New Roman" w:hAnsi="Times New Roman"/>
+          <w:sz w:val="26"/>
+          <w:szCs w:val="26"/>
+          <w:lang w:val="sv-SE"/>
+        </w:rPr>
+        <w:t>Một tỷ năm trăm triệu đồng</w:t>
+      </w:r>
+      <w:r>
+        <w:rPr>
+          <w:rFonts w:ascii="Times New Roman" w:hAnsi="Times New Roman"/>
+          <w:sz w:val="26"/>
+          <w:szCs w:val="26"/>
+          <w:lang w:val="sv-SE"/>
+        </w:rPr>
+        <w:t xml:space="preserve">), tương ứng với tỷ lệ </w:t>
+      </w:r>
+      <w:r>
+        <w:rPr>
+          <w:rFonts w:ascii="Times New Roman" w:hAnsi="Times New Roman"/>
+          <w:sz w:val="26"/>
+          <w:szCs w:val="26"/>
+          <w:lang w:val="sv-SE"/>
+        </w:rPr>
+        <w:t>6</w:t>
+      </w:r>
+      <w:r>
+        <w:rPr>
+          <w:rFonts w:ascii="Times New Roman" w:hAnsi="Times New Roman"/>
+          <w:sz w:val="26"/>
+          <w:szCs w:val="26"/>
+          <w:lang w:val="sv-SE"/>
+        </w:rPr>
+        <w:t xml:space="preserve">0% vốn điều lệ công ty theo Giấy chứng nhận đăng ký doanh nghiệp số </w:t>
+      </w:r>
+      <w:r>
+        <w:rPr>
+          <w:rFonts w:ascii="Times New Roman" w:hAnsi="Times New Roman"/>
+          <w:sz w:val="26"/>
+          <w:szCs w:val="26"/>
+          <w:lang w:val="sv-SE"/>
+        </w:rPr>
+        <w:t>3703335492</w:t>
+      </w:r>
+      <w:r>
+        <w:rPr>
+          <w:rFonts w:ascii="Times New Roman" w:hAnsi="Times New Roman"/>
+          <w:sz w:val="26"/>
+          <w:szCs w:val="26"/>
+          <w:lang w:val="sv-SE"/>
+        </w:rPr>
+        <w:t xml:space="preserve"> do Phòng Đăng ký kinh doanh - Sở Tài Chính </w:t>
+      </w:r>
+      <w:r>
+        <w:rPr>
+          <w:rFonts w:ascii="Times New Roman" w:hAnsi="Times New Roman"/>
+          <w:sz w:val="26"/>
+          <w:szCs w:val="26"/>
+          <w:lang w:val="sv-SE"/>
+        </w:rPr>
+        <w:t>tỉnh Bình Dương</w:t>
       </w:r>
       <w:r>
         <w:rPr>
@@ -1073,25 +1397,16 @@
           <w:szCs w:val="26"/>
           <w:lang w:val="sv-SE"/>
         </w:rPr>
-        <w:t>Đăng ký lần đầu: ngày 12 tháng 06 năm 2017</w:t>
-      </w:r>
-      <w:r>
-        <w:rPr>
-          <w:rFonts w:ascii="Times New Roman" w:hAnsi="Times New Roman"/>
-          <w:sz w:val="26"/>
-          <w:szCs w:val="26"/>
-          <w:lang w:val="sv-SE"/>
-        </w:rPr>
-        <w:t>;</w:t>
-      </w:r>
-      <w:r>
-        <w:rPr>
-          <w:rFonts w:ascii="Times New Roman" w:hAnsi="Times New Roman"/>
-          <w:sz w:val="26"/>
-          <w:szCs w:val="26"/>
-          <w:lang w:val="sv-SE"/>
-        </w:rPr>
-        <w:t xml:space="preserve"> đăng ký thay đổi lần thứ 3 ngày 14 tháng 09 năm 2022</w:t>
+        <w:t xml:space="preserve">Đăng ký lần đầu: </w:t>
+      </w:r>
+      <w:r>
+        <w:rPr>
+          <w:rFonts w:ascii="Times New Roman" w:hAnsi="Times New Roman"/>
+          <w:sz w:val="26"/>
+          <w:szCs w:val="26"/>
+          <w:lang w:val="sv-SE"/>
+        </w:rPr>
+        <w:t>ngày 30 tháng 05 năm 2025</w:t>
       </w:r>
     </w:p>
     <w:p>
@@ -1140,24 +1455,153 @@
     </w:p>
     <w:p>
       <w:pPr>
-        <w:jc w:val="both"/>
-        <w:rPr>
-          <w:rFonts w:ascii="Times New Roman" w:eastAsia="Times New Roman" w:hAnsi="Times New Roman"/>
-          <w:color w:val="000000" w:themeColor="text1"/>
-          <w:sz w:val="26"/>
-          <w:szCs w:val="26"/>
-          <w:lang w:val="sv-SE"/>
-        </w:rPr>
-      </w:pPr>
-      <w:r>
-        <w:rPr>
-          <w:rFonts w:ascii="Times New Roman" w:eastAsia="Times New Roman" w:hAnsi="Times New Roman"/>
-          <w:color w:val="000000" w:themeColor="text1"/>
-          <w:sz w:val="26"/>
-          <w:szCs w:val="26"/>
-          <w:lang w:val="sv-SE"/>
-        </w:rPr>
-        <w:t xml:space="preserve"> Hai bên cùng thỏa thuận chuyển nhượng phần vốn góp  là 18.000.000.000 VNĐ (Mười tám tỷ đồng) chiếm tỷ lệ 90% vốn điều lệ với giá chuyển nhượng là 18.000.000.000 VNĐ (Mười tám tỷ đồng).</w:t>
+        <w:rPr>
+          <w:rFonts w:ascii="Times New Roman" w:eastAsia="Times New Roman" w:hAnsi="Times New Roman"/>
+          <w:color w:val="000000" w:themeColor="text1"/>
+          <w:sz w:val="26"/>
+          <w:szCs w:val="26"/>
+          <w:lang w:val="sv-SE"/>
+        </w:rPr>
+      </w:pPr>
+      <w:r>
+        <w:rPr>
+          <w:rFonts w:ascii="Times New Roman" w:eastAsia="Times New Roman" w:hAnsi="Times New Roman"/>
+          <w:color w:val="000000" w:themeColor="text1"/>
+          <w:sz w:val="26"/>
+          <w:szCs w:val="26"/>
+          <w:lang w:val="sv-SE"/>
+        </w:rPr>
+        <w:t xml:space="preserve"> Hai bên cùng thỏa thuận chuyển nhượng phần vốn góp  là </w:t>
+      </w:r>
+      <w:r>
+        <w:rPr>
+          <w:rFonts w:ascii="Times New Roman" w:hAnsi="Times New Roman"/>
+          <w:sz w:val="26"/>
+          <w:szCs w:val="26"/>
+          <w:lang w:val="sv-SE"/>
+        </w:rPr>
+        <w:t>1.</w:t>
+      </w:r>
+      <w:r>
+        <w:rPr>
+          <w:rFonts w:ascii="Times New Roman" w:hAnsi="Times New Roman"/>
+          <w:sz w:val="26"/>
+          <w:szCs w:val="26"/>
+          <w:lang w:val="sv-SE"/>
+        </w:rPr>
+        <w:t>5</w:t>
+      </w:r>
+      <w:r>
+        <w:rPr>
+          <w:rFonts w:ascii="Times New Roman" w:hAnsi="Times New Roman"/>
+          <w:sz w:val="26"/>
+          <w:szCs w:val="26"/>
+          <w:lang w:val="sv-SE"/>
+        </w:rPr>
+        <w:t>00.000.000 đồng (</w:t>
+      </w:r>
+      <w:r>
+        <w:rPr>
+          <w:rFonts w:ascii="Times New Roman" w:hAnsi="Times New Roman"/>
+          <w:sz w:val="26"/>
+          <w:szCs w:val="26"/>
+          <w:lang w:val="sv-SE"/>
+        </w:rPr>
+        <w:t>Một tỷ năm trăm triệu đồng</w:t>
+      </w:r>
+      <w:r>
+        <w:rPr>
+          <w:rFonts w:ascii="Times New Roman" w:hAnsi="Times New Roman"/>
+          <w:sz w:val="26"/>
+          <w:szCs w:val="26"/>
+          <w:lang w:val="sv-SE"/>
+        </w:rPr>
+        <w:t>)</w:t>
+      </w:r>
+      <w:r>
+        <w:rPr>
+          <w:rFonts w:ascii="Times New Roman" w:eastAsia="Times New Roman" w:hAnsi="Times New Roman"/>
+          <w:color w:val="000000" w:themeColor="text1"/>
+          <w:sz w:val="26"/>
+          <w:szCs w:val="26"/>
+          <w:lang w:val="sv-SE"/>
+        </w:rPr>
+        <w:t xml:space="preserve"> chiếm tỷ lệ </w:t>
+      </w:r>
+      <w:r>
+        <w:rPr>
+          <w:rFonts w:ascii="Times New Roman" w:eastAsia="Times New Roman" w:hAnsi="Times New Roman"/>
+          <w:color w:val="000000" w:themeColor="text1"/>
+          <w:sz w:val="26"/>
+          <w:szCs w:val="26"/>
+          <w:lang w:val="sv-SE"/>
+        </w:rPr>
+        <w:t>6</w:t>
+      </w:r>
+      <w:r>
+        <w:rPr>
+          <w:rFonts w:ascii="Times New Roman" w:eastAsia="Times New Roman" w:hAnsi="Times New Roman"/>
+          <w:color w:val="000000" w:themeColor="text1"/>
+          <w:sz w:val="26"/>
+          <w:szCs w:val="26"/>
+          <w:lang w:val="sv-SE"/>
+        </w:rPr>
+        <w:t xml:space="preserve">0% vốn điều lệ với giá chuyển nhượng là </w:t>
+      </w:r>
+      <w:r>
+        <w:rPr>
+          <w:rFonts w:ascii="Times New Roman" w:hAnsi="Times New Roman"/>
+          <w:sz w:val="26"/>
+          <w:szCs w:val="26"/>
+          <w:lang w:val="sv-SE"/>
+        </w:rPr>
+        <w:t>1.</w:t>
+      </w:r>
+      <w:r>
+        <w:rPr>
+          <w:rFonts w:ascii="Times New Roman" w:hAnsi="Times New Roman"/>
+          <w:sz w:val="26"/>
+          <w:szCs w:val="26"/>
+          <w:lang w:val="sv-SE"/>
+        </w:rPr>
+        <w:t>5</w:t>
+      </w:r>
+      <w:r>
+        <w:rPr>
+          <w:rFonts w:ascii="Times New Roman" w:hAnsi="Times New Roman"/>
+          <w:sz w:val="26"/>
+          <w:szCs w:val="26"/>
+          <w:lang w:val="sv-SE"/>
+        </w:rPr>
+        <w:t>00.000.000 đồng (</w:t>
+      </w:r>
+      <w:r>
+        <w:rPr>
+          <w:rFonts w:ascii="Times New Roman" w:hAnsi="Times New Roman"/>
+          <w:sz w:val="26"/>
+          <w:szCs w:val="26"/>
+          <w:lang w:val="sv-SE"/>
+        </w:rPr>
+        <w:t>Một tỷ năm trăm triệu đồng</w:t>
+      </w:r>
+      <w:r>
+        <w:rPr>
+          <w:rFonts w:ascii="Times New Roman" w:hAnsi="Times New Roman"/>
+          <w:sz w:val="26"/>
+          <w:szCs w:val="26"/>
+          <w:lang w:val="sv-SE"/>
+        </w:rPr>
+        <w:t>)</w:t>
+      </w:r>
+      <w:r>
+        <w:rPr>
+          <w:rFonts w:ascii="Times New Roman" w:eastAsia="Times New Roman" w:hAnsi="Times New Roman"/>
+          <w:color w:val="000000" w:themeColor="text1"/>
+          <w:sz w:val="26"/>
+          <w:szCs w:val="26"/>
+          <w:lang w:val="sv-SE"/>
+        </w:rPr>
+        <w:t>.</w:t>
       </w:r>
     </w:p>
     <w:p>
@@ -1283,7 +1727,82 @@
           <w:szCs w:val="26"/>
           <w:lang w:val="sv-SE"/>
         </w:rPr>
-        <w:t>Việc giao nhận  phần vốn góp số tiền 18.000.000.000 VNĐ (Mười tám tỷ đồng) chiếm tỷ lệ 90% vốn điều lệ  được thực hiện ngay tại thời điểm hợp đồng này có hiệu lực với sự chứng kiến của người đại diện theo pháp luật của công ty.</w:t>
+        <w:t xml:space="preserve">Việc giao nhận  phần vốn góp số tiền </w:t>
+      </w:r>
+      <w:r>
+        <w:rPr>
+          <w:rFonts w:ascii="Times New Roman" w:hAnsi="Times New Roman"/>
+          <w:sz w:val="26"/>
+          <w:szCs w:val="26"/>
+          <w:lang w:val="sv-SE"/>
+        </w:rPr>
+        <w:t>1.</w:t>
+      </w:r>
+      <w:r>
+        <w:rPr>
+          <w:rFonts w:ascii="Times New Roman" w:hAnsi="Times New Roman"/>
+          <w:sz w:val="26"/>
+          <w:szCs w:val="26"/>
+          <w:lang w:val="sv-SE"/>
+        </w:rPr>
+        <w:t>5</w:t>
+      </w:r>
+      <w:r>
+        <w:rPr>
+          <w:rFonts w:ascii="Times New Roman" w:hAnsi="Times New Roman"/>
+          <w:sz w:val="26"/>
+          <w:szCs w:val="26"/>
+          <w:lang w:val="sv-SE"/>
+        </w:rPr>
+        <w:t>00.000.000 đồng (</w:t>
+      </w:r>
+      <w:r>
+        <w:rPr>
+          <w:rFonts w:ascii="Times New Roman" w:hAnsi="Times New Roman"/>
+          <w:sz w:val="26"/>
+          <w:szCs w:val="26"/>
+          <w:lang w:val="sv-SE"/>
+        </w:rPr>
+        <w:t>Một tỷ năm trăm triệu đồng</w:t>
+      </w:r>
+      <w:r>
+        <w:rPr>
+          <w:rFonts w:ascii="Times New Roman" w:hAnsi="Times New Roman"/>
+          <w:sz w:val="26"/>
+          <w:szCs w:val="26"/>
+          <w:lang w:val="sv-SE"/>
+        </w:rPr>
+        <w:t>)</w:t>
+      </w:r>
+      <w:r>
+        <w:rPr>
+          <w:rFonts w:ascii="Times New Roman" w:eastAsia="Times New Roman" w:hAnsi="Times New Roman"/>
+          <w:color w:val="000000" w:themeColor="text1"/>
+          <w:sz w:val="26"/>
+          <w:szCs w:val="26"/>
+          <w:lang w:val="sv-SE"/>
+        </w:rPr>
+        <w:t xml:space="preserve"> chiếm tỷ lệ </w:t>
+      </w:r>
+      <w:r>
+        <w:rPr>
+          <w:rFonts w:ascii="Times New Roman" w:eastAsia="Times New Roman" w:hAnsi="Times New Roman"/>
+          <w:color w:val="000000" w:themeColor="text1"/>
+          <w:sz w:val="26"/>
+          <w:szCs w:val="26"/>
+          <w:lang w:val="sv-SE"/>
+        </w:rPr>
+        <w:t>6</w:t>
+      </w:r>
+      <w:r>
+        <w:rPr>
+          <w:rFonts w:ascii="Times New Roman" w:eastAsia="Times New Roman" w:hAnsi="Times New Roman"/>
+          <w:color w:val="000000" w:themeColor="text1"/>
+          <w:sz w:val="26"/>
+          <w:szCs w:val="26"/>
+          <w:lang w:val="sv-SE"/>
+        </w:rPr>
+        <w:t>0% vốn điều lệ  được thực hiện ngay tại thời điểm hợp đồng này có hiệu lực với sự chứng kiến của người đại diện theo pháp luật của công ty.</w:t>
       </w:r>
     </w:p>
     <w:p>
@@ -1315,7 +1834,7 @@
           <w:szCs w:val="26"/>
           <w:lang w:val="sv-SE"/>
         </w:rPr>
-        <w:t>CÔNG TY TNHH CÔNG NGHỆ KIM LOẠI CHÂU Á</w:t>
+        <w:t>CÔNG TY TNHH VENUS MANUFACTURING</w:t>
       </w:r>
       <w:r>
         <w:rPr>
@@ -1346,7 +1865,6 @@
           <w:szCs w:val="26"/>
           <w:lang w:val="sv-SE"/>
         </w:rPr>
-        <w:lastRenderedPageBreak/>
         <w:t xml:space="preserve">Bên mua có trách nhiệm kế thừa toàn bộ quyền và nghĩa vụ của bên bán với tư cách là thành viên góp vốn của </w:t>
       </w:r>
       <w:r>
@@ -1356,7 +1874,7 @@
           <w:szCs w:val="26"/>
           <w:lang w:val="sv-SE"/>
         </w:rPr>
-        <w:t>CÔNG TY TNHH CÔNG NGHỆ KIM LOẠI CHÂU Á</w:t>
+        <w:t>CÔNG TY TNHH VENUS MANUFACTURING</w:t>
       </w:r>
       <w:r>
         <w:rPr>
@@ -1400,7 +1918,18 @@
           <w:szCs w:val="26"/>
           <w:lang w:val="sv-SE"/>
         </w:rPr>
-        <w:t xml:space="preserve"> Sau khi hoàn tất việc chuyển nhượng phần vốn góp, mọi sự tranh chấp phát sinh nếu có, hai bên cùng nhau thương lượng giải quyết theo nguyên tắc tôn trọng quyền lợi của nhau. Trong trường hợp không giải quyết được thì một trong hai bên có quyền khởi kiện để yêu cầu tòa án có thẩm quyền giải quyết theo quy định của pháp luật hiện hành, cơ quan đăng ký kinh doanh không có trách nhiệm giải quyết các tranh chấp phát sinh nếu có.  </w:t>
+        <w:t xml:space="preserve"> Sau khi hoàn tất việc chuyển nhượng phần vốn góp, mọi sự tranh chấp phát sinh nếu có, hai bên cùng nhau thương lượng giải quyết theo nguyên tắc tôn trọng quyền lợi của nhau. Trong trường hợp không giải quyết được thì một trong hai bên có quyền </w:t>
+      </w:r>
+      <w:r>
+        <w:rPr>
+          <w:rFonts w:ascii="Times New Roman" w:eastAsia="Times New Roman" w:hAnsi="Times New Roman"/>
+          <w:color w:val="000000" w:themeColor="text1"/>
+          <w:sz w:val="26"/>
+          <w:szCs w:val="26"/>
+          <w:lang w:val="sv-SE"/>
+        </w:rPr>
+        <w:lastRenderedPageBreak/>
+        <w:t xml:space="preserve">khởi kiện để yêu cầu tòa án có thẩm quyền giải quyết theo quy định của pháp luật hiện hành, cơ quan đăng ký kinh doanh không có trách nhiệm giải quyết các tranh chấp phát sinh nếu có.  </w:t>
       </w:r>
     </w:p>
     <w:p>
@@ -1588,7 +2117,16 @@
           <w:szCs w:val="26"/>
           <w:lang w:val="sv-SE"/>
         </w:rPr>
-        <w:t xml:space="preserve">TRƯƠNG NGỌC DIỄM </w:t>
+        <w:t>ĐẶNG NGỌC CHÂU</w:t>
+      </w:r>
+      <w:r>
+        <w:rPr>
+          <w:rFonts w:ascii="Times New Roman" w:hAnsi="Times New Roman"/>
+          <w:sz w:val="26"/>
+          <w:szCs w:val="26"/>
+          <w:lang w:val="sv-SE"/>
+        </w:rPr>
+        <w:t xml:space="preserve"> </w:t>
       </w:r>
       <w:r>
         <w:rPr>
@@ -1633,7 +2171,7 @@
           <w:szCs w:val="26"/>
           <w:lang w:val="sv-SE"/>
         </w:rPr>
-        <w:t>NGUYỄN CHÍ THIỆN</w:t>
+        <w:t>PHẠM CÔNG SANG</w:t>
       </w:r>
       <w:r>
         <w:rPr>
@@ -1826,7 +2364,30 @@
                 <w:szCs w:val="26"/>
                 <w:lang w:val="vi-VN"/>
               </w:rPr>
-              <w:t>(Đã nhận đủ 18.000.000.000 VNĐ)</w:t>
+              <w:t>(Đã nhận đủ 1.</w:t>
+            </w:r>
+            <w:r>
+              <w:rPr>
+                <w:rFonts w:ascii="Times New Roman" w:eastAsia="Times New Roman" w:hAnsi="Times New Roman"/>
+                <w:bCs/>
+                <w:i/>
+                <w:color w:val="000000" w:themeColor="text1"/>
+                <w:sz w:val="26"/>
+                <w:szCs w:val="26"/>
+              </w:rPr>
+              <w:t>5</w:t>
+            </w:r>
+            <w:r>
+              <w:rPr>
+                <w:rFonts w:ascii="Times New Roman" w:eastAsia="Times New Roman" w:hAnsi="Times New Roman"/>
+                <w:bCs/>
+                <w:i/>
+                <w:color w:val="000000" w:themeColor="text1"/>
+                <w:sz w:val="26"/>
+                <w:szCs w:val="26"/>
+                <w:lang w:val="vi-VN"/>
+              </w:rPr>
+              <w:t>00.000.000 VNĐ)</w:t>
             </w:r>
           </w:p>
           <w:p>
@@ -1926,7 +2487,6 @@
               <w:jc w:val="center"/>
               <w:rPr>
                 <w:rFonts w:ascii="Times New Roman" w:eastAsia="Times New Roman" w:hAnsi="Times New Roman"/>
-                <w:b/>
                 <w:color w:val="000000" w:themeColor="text1"/>
                 <w:sz w:val="26"/>
                 <w:szCs w:val="26"/>
@@ -1936,7 +2496,6 @@
             <w:r>
               <w:rPr>
                 <w:rFonts w:ascii="Times New Roman" w:eastAsia="Times New Roman" w:hAnsi="Times New Roman"/>
-                <w:b/>
                 <w:color w:val="000000" w:themeColor="text1"/>
                 <w:sz w:val="26"/>
                 <w:szCs w:val="26"/>
@@ -1947,7 +2506,6 @@
             <w:r>
               <w:rPr>
                 <w:rFonts w:ascii="Times New Roman" w:eastAsia="Times New Roman" w:hAnsi="Times New Roman"/>
-                <w:b/>
                 <w:bCs/>
                 <w:color w:val="000000" w:themeColor="text1"/>
                 <w:sz w:val="26"/>
@@ -1959,14 +2517,10 @@
             <w:r>
               <w:rPr>
                 <w:rFonts w:ascii="Times New Roman" w:eastAsia="Times New Roman" w:hAnsi="Times New Roman"/>
-                <w:b/>
-                <w:bCs/>
-                <w:color w:val="000000" w:themeColor="text1"/>
-                <w:sz w:val="26"/>
-                <w:szCs w:val="26"/>
-                <w:lang w:val="sv-SE"/>
-              </w:rPr>
-              <w:t>TRƯƠNG NGỌC DIỄM</w:t>
+                <w:sz w:val="24"/>
+                <w:szCs w:val="24"/>
+              </w:rPr>
+              <w:t>ĐẶNG NGỌC CHÂU</w:t>
             </w:r>
           </w:p>
           <w:p>
@@ -2237,14 +2791,11 @@
             <w:r>
               <w:rPr>
                 <w:rFonts w:ascii="Times New Roman" w:eastAsia="Times New Roman" w:hAnsi="Times New Roman"/>
-                <w:b/>
                 <w:bCs/>
-                <w:color w:val="000000" w:themeColor="text1"/>
-                <w:sz w:val="26"/>
-                <w:szCs w:val="26"/>
-                <w:lang w:val="sv-SE"/>
-              </w:rPr>
-              <w:t>NGUYỄN CHÍ THIỆN</w:t>
+                <w:sz w:val="24"/>
+                <w:szCs w:val="24"/>
+              </w:rPr>
+              <w:t>PHẠM CÔNG SANG</w:t>
             </w:r>
           </w:p>
         </w:tc>
@@ -2321,7 +2872,7 @@
                 <w:szCs w:val="26"/>
                 <w:lang w:val="sv-SE"/>
               </w:rPr>
-              <w:t>2</w:t>
+              <w:t>18</w:t>
             </w:r>
             <w:r>
               <w:rPr>
@@ -2345,8 +2896,6 @@
               </w:rPr>
               <w:t>3</w:t>
             </w:r>
-            <w:bookmarkStart w:id="0" w:name="_GoBack"/>
-            <w:bookmarkEnd w:id="0"/>
             <w:r>
               <w:rPr>
                 <w:rFonts w:ascii="Times New Roman" w:eastAsia="Times New Roman" w:hAnsi="Times New Roman"/>
@@ -2510,14 +3059,10 @@
             <w:r>
               <w:rPr>
                 <w:rFonts w:ascii="Times New Roman" w:eastAsia="Times New Roman" w:hAnsi="Times New Roman"/>
-                <w:b/>
-                <w:bCs/>
-                <w:color w:val="000000" w:themeColor="text1"/>
-                <w:sz w:val="26"/>
-                <w:szCs w:val="26"/>
-                <w:lang w:val="sv-SE"/>
-              </w:rPr>
-              <w:t>TRƯƠNG NGỌC DIỄM</w:t>
+                <w:sz w:val="24"/>
+                <w:szCs w:val="24"/>
+              </w:rPr>
+              <w:t>NGUYỄN VĂN TÍNH</w:t>
             </w:r>
           </w:p>
           <w:p>
@@ -3626,7 +4171,7 @@
 </file>
 
 <file path=customXml/itemProps1.xml><?xml version="1.0" encoding="utf-8"?>
-<ds:datastoreItem xmlns:ds="http://schemas.openxmlformats.org/officeDocument/2006/customXml" ds:itemID="{DD37829C-80D3-46B5-88BB-22BEEFEA3C13}">
+<ds:datastoreItem xmlns:ds="http://schemas.openxmlformats.org/officeDocument/2006/customXml" ds:itemID="{21F9D455-E75A-47B7-BC08-25FC5F4007C8}">
   <ds:schemaRefs>
     <ds:schemaRef ds:uri="http://schemas.openxmlformats.org/officeDocument/2006/bibliography"/>
   </ds:schemaRefs>
